--- a/docx/guides/modules/14_cierre_y_boletines/casos_uso.docx
+++ b/docx/guides/modules/14_cierre_y_boletines/casos_uso.docx
@@ -2,13 +2,13 @@
 <file path=word/document.xml><?xml version="1.0" encoding="utf-8"?>
 <w:document xmlns:w="http://schemas.openxmlformats.org/wordprocessingml/2006/main" xmlns:m="http://schemas.openxmlformats.org/officeDocument/2006/math" xmlns:r="http://schemas.openxmlformats.org/officeDocument/2006/relationships" xmlns:o="urn:schemas-microsoft-com:office:office" xmlns:v="urn:schemas-microsoft-com:vml" xmlns:w10="urn:schemas-microsoft-com:office:word" xmlns:a="http://schemas.openxmlformats.org/drawingml/2006/main" xmlns:pic="http://schemas.openxmlformats.org/drawingml/2006/picture" xmlns:wp="http://schemas.openxmlformats.org/drawingml/2006/wordprocessingDrawing">
   <w:body>
-    <w:bookmarkStart w:id="18" w:name="casos-de-uso-cierre-y-boletines"/>
+    <w:bookmarkStart w:id="37" w:name="X660008571554b5f3047ada8858371622dcaf090"/>
     <w:p>
       <w:pPr>
         <w:pStyle w:val="Heading1"/>
       </w:pPr>
       <w:r>
-        <w:t xml:space="preserve">Casos de Uso — Cierre y Boletines</w:t>
+        <w:t xml:space="preserve">Casos de Uso — Cierre de Periodo y Generación de Boletines</w:t>
       </w:r>
     </w:p>
     <w:p>
@@ -16,7 +16,23 @@
         <w:pStyle w:val="FirstParagraph"/>
       </w:pPr>
       <w:r>
-        <w:t xml:space="preserve">Este documento describe los flujos principales de interacción del módulo de Cierre y Boletines de AcademiaNeiva.</w:t>
+        <w:t xml:space="preserve">Este documento describe los flujos de interacción y diagramas de secuencia paso a paso del módulo de</w:t>
+      </w:r>
+      <w:r>
+        <w:t xml:space="preserve"> </w:t>
+      </w:r>
+      <w:r>
+        <w:rPr>
+          <w:b/>
+          <w:bCs/>
+        </w:rPr>
+        <w:t xml:space="preserve">Cierre de Periodo y Boletines</w:t>
+      </w:r>
+      <w:r>
+        <w:t xml:space="preserve"> </w:t>
+      </w:r>
+      <w:r>
+        <w:t xml:space="preserve">de AcademiaNeiva.</w:t>
       </w:r>
     </w:p>
     <w:p>
@@ -26,13 +42,13 @@
         </w:pict>
       </w:r>
     </w:p>
-    <w:bookmarkStart w:id="17" w:name="X52c14d3bb1a1ea2582763e65881424181d811a1"/>
+    <w:bookmarkStart w:id="15" w:name="X636db8f07e3d975357d0ec5213137cbc0f3a0fd"/>
     <w:p>
       <w:pPr>
         <w:pStyle w:val="Heading2"/>
       </w:pPr>
       <w:r>
-        <w:t xml:space="preserve">Caso de Uso 1: Consolidación Curricular y Emisión Oficial de Boletines PDF</w:t>
+        <w:t xml:space="preserve">Caso de Uso 1: Cierre de Asignatura por el Docente con Justificación de Evidencias</w:t>
       </w:r>
     </w:p>
     <w:bookmarkStart w:id="9" w:name="actores"/>
@@ -57,45 +73,7 @@
           <w:b/>
           <w:bCs/>
         </w:rPr>
-        <w:t xml:space="preserve">Docente</w:t>
-      </w:r>
-    </w:p>
-    <w:p>
-      <w:pPr>
-        <w:pStyle w:val="Compact"/>
-        <w:numPr>
-          <w:ilvl w:val="0"/>
-          <w:numId w:val="1001"/>
-        </w:numPr>
-      </w:pPr>
-      <w:r>
-        <w:rPr>
-          <w:b/>
-          <w:bCs/>
-        </w:rPr>
-        <w:t xml:space="preserve">Directivo Escolar</w:t>
-      </w:r>
-      <w:r>
-        <w:t xml:space="preserve"> </w:t>
-      </w:r>
-      <w:r>
-        <w:t xml:space="preserve">(Rector)</w:t>
-      </w:r>
-    </w:p>
-    <w:p>
-      <w:pPr>
-        <w:pStyle w:val="Compact"/>
-        <w:numPr>
-          <w:ilvl w:val="0"/>
-          <w:numId w:val="1001"/>
-        </w:numPr>
-      </w:pPr>
-      <w:r>
-        <w:rPr>
-          <w:b/>
-          <w:bCs/>
-        </w:rPr>
-        <w:t xml:space="preserve">Estudiante / Padre de Familia</w:t>
+        <w:t xml:space="preserve">Docente Titular de Asignatura</w:t>
       </w:r>
     </w:p>
     <w:bookmarkEnd w:id="9"/>
@@ -117,41 +95,17 @@
         </w:numPr>
       </w:pPr>
       <w:r>
-        <w:t xml:space="preserve">Los docentes han finalizado el registro de actividades y calificaciones en sus materias asignadas.</w:t>
-      </w:r>
-    </w:p>
-    <w:p>
-      <w:pPr>
-        <w:pStyle w:val="Compact"/>
-        <w:numPr>
-          <w:ilvl w:val="0"/>
-          <w:numId w:val="1002"/>
-        </w:numPr>
-      </w:pPr>
-      <w:r>
-        <w:t xml:space="preserve">El periodo escolar se encuentra en estado</w:t>
-      </w:r>
-      <w:r>
-        <w:t xml:space="preserve"> </w:t>
-      </w:r>
-      <w:r>
-        <w:rPr>
-          <w:rStyle w:val="VerbatimChar"/>
-        </w:rPr>
-        <w:t xml:space="preserve">ABIERTO</w:t>
-      </w:r>
-      <w:r>
-        <w:t xml:space="preserve">.</w:t>
+        <w:t xml:space="preserve">Todas las actividades evaluativas y criterios de la asignatura han sido calificados para todos los estudiantes con matrícula activa.</w:t>
       </w:r>
     </w:p>
     <w:bookmarkEnd w:id="10"/>
-    <w:bookmarkStart w:id="14" w:name="flujo-principal-paso-a-paso"/>
+    <w:bookmarkStart w:id="14" w:name="diagrama-de-secuencia"/>
     <w:p>
       <w:pPr>
         <w:pStyle w:val="Heading3"/>
       </w:pPr>
       <w:r>
-        <w:t xml:space="preserve">Flujo Principal (Paso a Paso)</w:t>
+        <w:t xml:space="preserve">Diagrama de Secuencia</w:t>
       </w:r>
     </w:p>
     <w:p>
@@ -161,14 +115,14 @@
       <w:r>
         <w:drawing>
           <wp:inline>
-            <wp:extent cx="5334000" cy="4566424"/>
+            <wp:extent cx="5334000" cy="1861971"/>
             <wp:effectExtent b="0" l="0" r="0" t="0"/>
             <wp:docPr descr="Diagrama" title="" id="12" name="Picture"/>
             <a:graphic>
               <a:graphicData uri="http://schemas.openxmlformats.org/drawingml/2006/picture">
                 <pic:pic>
                   <pic:nvPicPr>
-                    <pic:cNvPr descr="C:/Users/alejo/Downloads/segundoProyecto/scripts/.mermaid_cache/45eacafac400b4b7c012232451170204d0a78fd2cf47de54d6bd56a177b6ca5e.png" id="13" name="Picture"/>
+                    <pic:cNvPr descr="C:/Users/alejo/Downloads/segundoProyecto/scripts/.mermaid_cache/1ab0fa9993a8a1b197972a1d9116ec28b8e3d82d57f1a5d6c1c0edc3aa19a363.png" id="13" name="Picture"/>
                     <pic:cNvPicPr>
                       <a:picLocks noChangeArrowheads="1" noChangeAspect="1"/>
                     </pic:cNvPicPr>
@@ -182,7 +136,7 @@
                   <pic:spPr bwMode="auto">
                     <a:xfrm>
                       <a:off x="0" y="0"/>
-                      <a:ext cx="5334000" cy="4566424"/>
+                      <a:ext cx="5334000" cy="1861971"/>
                     </a:xfrm>
                     <a:prstGeom prst="rect">
                       <a:avLst/>
@@ -210,6 +164,33 @@
       </w:r>
     </w:p>
     <w:p>
+      <w:r>
+        <w:pict>
+          <v:rect style="width:0;height:1.5pt" o:hralign="center" o:hrstd="t" o:hr="t"/>
+        </w:pict>
+      </w:r>
+    </w:p>
+    <w:bookmarkEnd w:id="14"/>
+    <w:bookmarkEnd w:id="15"/>
+    <w:bookmarkStart w:id="22" w:name="X83b381d4044e44803ceb67da9a571cbb44f830a"/>
+    <w:p>
+      <w:pPr>
+        <w:pStyle w:val="Heading2"/>
+      </w:pPr>
+      <w:r>
+        <w:t xml:space="preserve">Caso de Uso 2: Aprobación y Cierre Institucional del Periodo</w:t>
+      </w:r>
+    </w:p>
+    <w:bookmarkStart w:id="16" w:name="actores-1"/>
+    <w:p>
+      <w:pPr>
+        <w:pStyle w:val="Heading3"/>
+      </w:pPr>
+      <w:r>
+        <w:t xml:space="preserve">Actores</w:t>
+      </w:r>
+    </w:p>
+    <w:p>
       <w:pPr>
         <w:pStyle w:val="Compact"/>
         <w:numPr>
@@ -222,279 +203,23 @@
           <w:b/>
           <w:bCs/>
         </w:rPr>
-        <w:t xml:space="preserve">Cierre por Materia del Docente:</w:t>
+        <w:t xml:space="preserve">Directivo Escolar</w:t>
       </w:r>
       <w:r>
         <w:t xml:space="preserve"> </w:t>
       </w:r>
       <w:r>
-        <w:t xml:space="preserve">El docente revisa su planilla de notas completa, presiona</w:t>
-      </w:r>
-      <w:r>
-        <w:t xml:space="preserve"> </w:t>
-      </w:r>
-      <w:r>
-        <w:t xml:space="preserve">“Cerrar Periodo de Materia”</w:t>
-      </w:r>
-      <w:r>
-        <w:t xml:space="preserve"> </w:t>
-      </w:r>
-      <w:r>
-        <w:t xml:space="preserve">y confirma.</w:t>
-      </w:r>
-    </w:p>
-    <w:p>
-      <w:pPr>
-        <w:pStyle w:val="Compact"/>
-        <w:numPr>
-          <w:ilvl w:val="0"/>
-          <w:numId w:val="1003"/>
-        </w:numPr>
-      </w:pPr>
-      <w:r>
-        <w:rPr>
-          <w:b/>
-          <w:bCs/>
-        </w:rPr>
-        <w:t xml:space="preserve">Consolidación de Resultados:</w:t>
-      </w:r>
-      <w:r>
-        <w:t xml:space="preserve"> </w:t>
-      </w:r>
-      <w:r>
-        <w:t xml:space="preserve">El backend calcula el promedio final en base a las ponderaciones de las actividades, consulta el rango descriptivo de la escala del colegio (</w:t>
-      </w:r>
-      <w:r>
-        <w:rPr>
-          <w:rStyle w:val="VerbatimChar"/>
-        </w:rPr>
-        <w:t xml:space="preserve">BAJO</w:t>
-      </w:r>
-      <w:r>
-        <w:t xml:space="preserve">,</w:t>
-      </w:r>
-      <w:r>
-        <w:t xml:space="preserve"> </w:t>
-      </w:r>
-      <w:r>
-        <w:rPr>
-          <w:rStyle w:val="VerbatimChar"/>
-        </w:rPr>
-        <w:t xml:space="preserve">BASICO</w:t>
-      </w:r>
-      <w:r>
-        <w:t xml:space="preserve">,</w:t>
-      </w:r>
-      <w:r>
-        <w:t xml:space="preserve"> </w:t>
-      </w:r>
-      <w:r>
-        <w:rPr>
-          <w:rStyle w:val="VerbatimChar"/>
-        </w:rPr>
-        <w:t xml:space="preserve">ALTO</w:t>
-      </w:r>
-      <w:r>
-        <w:t xml:space="preserve">,</w:t>
-      </w:r>
-      <w:r>
-        <w:t xml:space="preserve"> </w:t>
-      </w:r>
-      <w:r>
-        <w:rPr>
-          <w:rStyle w:val="VerbatimChar"/>
-        </w:rPr>
-        <w:t xml:space="preserve">SUPERIOR</w:t>
-      </w:r>
-      <w:r>
-        <w:t xml:space="preserve">), extrae la sumatoria de fallas</w:t>
-      </w:r>
-      <w:r>
-        <w:t xml:space="preserve"> </w:t>
-      </w:r>
-      <w:r>
-        <w:rPr>
-          <w:rStyle w:val="VerbatimChar"/>
-        </w:rPr>
-        <w:t xml:space="preserve">AUSENTE</w:t>
-      </w:r>
-      <w:r>
-        <w:t xml:space="preserve"> </w:t>
-      </w:r>
-      <w:r>
-        <w:t xml:space="preserve">y la observación</w:t>
-      </w:r>
-      <w:r>
-        <w:t xml:space="preserve"> </w:t>
-      </w:r>
-      <w:r>
-        <w:rPr>
-          <w:rStyle w:val="VerbatimChar"/>
-        </w:rPr>
-        <w:t xml:space="preserve">ACADEMICA</w:t>
-      </w:r>
-      <w:r>
-        <w:t xml:space="preserve">, guarda los datos en</w:t>
-      </w:r>
-      <w:r>
-        <w:t xml:space="preserve"> </w:t>
-      </w:r>
-      <w:r>
-        <w:rPr>
-          <w:rStyle w:val="VerbatimChar"/>
-        </w:rPr>
-        <w:t xml:space="preserve">resultado_academico</w:t>
-      </w:r>
-      <w:r>
-        <w:t xml:space="preserve">, e inserta una fila con estado</w:t>
-      </w:r>
-      <w:r>
-        <w:t xml:space="preserve"> </w:t>
-      </w:r>
-      <w:r>
-        <w:rPr>
-          <w:rStyle w:val="VerbatimChar"/>
-        </w:rPr>
-        <w:t xml:space="preserve">CERRADO</w:t>
-      </w:r>
-      <w:r>
-        <w:t xml:space="preserve"> </w:t>
-      </w:r>
-      <w:r>
-        <w:t xml:space="preserve">en</w:t>
-      </w:r>
-      <w:r>
-        <w:t xml:space="preserve"> </w:t>
-      </w:r>
-      <w:r>
-        <w:rPr>
-          <w:rStyle w:val="VerbatimChar"/>
-        </w:rPr>
-        <w:t xml:space="preserve">cierre_materia</w:t>
-      </w:r>
-      <w:r>
-        <w:t xml:space="preserve">.</w:t>
-      </w:r>
-    </w:p>
-    <w:p>
-      <w:pPr>
-        <w:pStyle w:val="Compact"/>
-        <w:numPr>
-          <w:ilvl w:val="0"/>
-          <w:numId w:val="1003"/>
-        </w:numPr>
-      </w:pPr>
-      <w:r>
-        <w:rPr>
-          <w:b/>
-          <w:bCs/>
-        </w:rPr>
-        <w:t xml:space="preserve">Control Directivo:</w:t>
-      </w:r>
-      <w:r>
-        <w:t xml:space="preserve"> </w:t>
-      </w:r>
-      <w:r>
-        <w:t xml:space="preserve">El directivo escolar abre la pantalla de cierres. El sistema calcula la cobertura y despliega una barra de progreso que indica que el 100% de las asignaturas han sido consolidadas.</w:t>
-      </w:r>
-    </w:p>
-    <w:p>
-      <w:pPr>
-        <w:pStyle w:val="Compact"/>
-        <w:numPr>
-          <w:ilvl w:val="0"/>
-          <w:numId w:val="1003"/>
-        </w:numPr>
-      </w:pPr>
-      <w:r>
-        <w:rPr>
-          <w:b/>
-          <w:bCs/>
-        </w:rPr>
-        <w:t xml:space="preserve">Cierre Institucional:</w:t>
-      </w:r>
-      <w:r>
-        <w:t xml:space="preserve"> </w:t>
-      </w:r>
-      <w:r>
-        <w:t xml:space="preserve">El directivo hace clic en</w:t>
-      </w:r>
-      <w:r>
-        <w:t xml:space="preserve"> </w:t>
-      </w:r>
-      <w:r>
-        <w:t xml:space="preserve">“Aprobar Periodo”</w:t>
-      </w:r>
-      <w:r>
-        <w:t xml:space="preserve">. El sistema valida la cobertura completa y cambia el estado del periodo en</w:t>
-      </w:r>
-      <w:r>
-        <w:t xml:space="preserve"> </w:t>
-      </w:r>
-      <w:r>
-        <w:rPr>
-          <w:rStyle w:val="VerbatimChar"/>
-        </w:rPr>
-        <w:t xml:space="preserve">periodo_academico</w:t>
-      </w:r>
-      <w:r>
-        <w:t xml:space="preserve"> </w:t>
-      </w:r>
-      <w:r>
-        <w:t xml:space="preserve">a</w:t>
-      </w:r>
-      <w:r>
-        <w:t xml:space="preserve"> </w:t>
-      </w:r>
-      <w:r>
-        <w:rPr>
-          <w:rStyle w:val="VerbatimChar"/>
-        </w:rPr>
-        <w:t xml:space="preserve">CERRADO</w:t>
-      </w:r>
-      <w:r>
-        <w:t xml:space="preserve">.</w:t>
-      </w:r>
-    </w:p>
-    <w:p>
-      <w:pPr>
-        <w:pStyle w:val="Compact"/>
-        <w:numPr>
-          <w:ilvl w:val="0"/>
-          <w:numId w:val="1003"/>
-        </w:numPr>
-      </w:pPr>
-      <w:r>
-        <w:rPr>
-          <w:b/>
-          <w:bCs/>
-        </w:rPr>
-        <w:t xml:space="preserve">Habilitación y Descarga de Boletines:</w:t>
-      </w:r>
-      <w:r>
-        <w:t xml:space="preserve"> </w:t>
-      </w:r>
-      <w:r>
-        <w:t xml:space="preserve">Estudiantes, padres y directivos pueden acceder a la pestaña de boletines. Al hacer clic en</w:t>
-      </w:r>
-      <w:r>
-        <w:t xml:space="preserve"> </w:t>
-      </w:r>
-      <w:r>
-        <w:t xml:space="preserve">“Descargar PDF”</w:t>
-      </w:r>
-      <w:r>
-        <w:t xml:space="preserve">, el servidor valida que el periodo esté cerrado, renderiza la plantilla PDF con el escudo y los colores de la institución, e inicia la descarga del informe académico oficial.</w:t>
-      </w:r>
-    </w:p>
-    <w:bookmarkEnd w:id="14"/>
-    <w:bookmarkStart w:id="15" w:name="flujos-alternativos-excepciones"/>
+        <w:t xml:space="preserve">(Coordinador Académico / Rector)</w:t>
+      </w:r>
+    </w:p>
+    <w:bookmarkEnd w:id="16"/>
+    <w:bookmarkStart w:id="17" w:name="precondiciones-1"/>
     <w:p>
       <w:pPr>
         <w:pStyle w:val="Heading3"/>
       </w:pPr>
       <w:r>
-        <w:t xml:space="preserve">Flujos Alternativos / Excepciones</w:t>
+        <w:t xml:space="preserve">Precondiciones</w:t>
       </w:r>
     </w:p>
     <w:p>
@@ -506,39 +231,7 @@
         </w:numPr>
       </w:pPr>
       <w:r>
-        <w:rPr>
-          <w:b/>
-          <w:bCs/>
-        </w:rPr>
-        <w:t xml:space="preserve">Excepción 4a (Materias Incompletas):</w:t>
-      </w:r>
-      <w:r>
-        <w:t xml:space="preserve"> </w:t>
-      </w:r>
-      <w:r>
-        <w:t xml:space="preserve">Si el directivo intenta cerrar el periodo institucional cuando aún existen docentes sin cerrar materias (ej. 90% de avance), el backend bloquea la aprobación y despliega la lista con el nombre de las asignaturas y docentes pendientes por consolidar.</w:t>
-      </w:r>
-    </w:p>
-    <w:p>
-      <w:pPr>
-        <w:pStyle w:val="Compact"/>
-        <w:numPr>
-          <w:ilvl w:val="0"/>
-          <w:numId w:val="1004"/>
-        </w:numPr>
-      </w:pPr>
-      <w:r>
-        <w:rPr>
-          <w:b/>
-          <w:bCs/>
-        </w:rPr>
-        <w:t xml:space="preserve">Excepción 5a (Descarga en Periodo Abierto):</w:t>
-      </w:r>
-      <w:r>
-        <w:t xml:space="preserve"> </w:t>
-      </w:r>
-      <w:r>
-        <w:t xml:space="preserve">Si un estudiante intenta ingresar la URL directa de descarga de boletín mientras el periodo está</w:t>
+        <w:t xml:space="preserve">El 100% de las asignaturas en</w:t>
       </w:r>
       <w:r>
         <w:t xml:space="preserve"> </w:t>
@@ -547,10 +240,13 @@
         <w:rPr>
           <w:rStyle w:val="VerbatimChar"/>
         </w:rPr>
-        <w:t xml:space="preserve">ABIERTO</w:t>
-      </w:r>
-      <w:r>
-        <w:t xml:space="preserve">, la API retorna error</w:t>
+        <w:t xml:space="preserve">detalle_grados</w:t>
+      </w:r>
+      <w:r>
+        <w:t xml:space="preserve"> </w:t>
+      </w:r>
+      <w:r>
+        <w:t xml:space="preserve">para el colegio y año están en estado</w:t>
       </w:r>
       <w:r>
         <w:t xml:space="preserve"> </w:t>
@@ -559,23 +255,102 @@
         <w:rPr>
           <w:rStyle w:val="VerbatimChar"/>
         </w:rPr>
-        <w:t xml:space="preserve">403 Forbidden</w:t>
-      </w:r>
-      <w:r>
-        <w:t xml:space="preserve"> </w:t>
-      </w:r>
-      <w:r>
-        <w:t xml:space="preserve">informando que el boletín estará disponible únicamente al finalizar y aprobar el trimestre.</w:t>
-      </w:r>
-    </w:p>
-    <w:bookmarkEnd w:id="15"/>
-    <w:bookmarkStart w:id="16" w:name="postcondiciones"/>
+        <w:t xml:space="preserve">CERRADO</w:t>
+      </w:r>
+      <w:r>
+        <w:t xml:space="preserve">.</w:t>
+      </w:r>
+    </w:p>
+    <w:bookmarkEnd w:id="17"/>
+    <w:bookmarkStart w:id="21" w:name="diagrama-de-secuencia-1"/>
     <w:p>
       <w:pPr>
         <w:pStyle w:val="Heading3"/>
       </w:pPr>
       <w:r>
-        <w:t xml:space="preserve">Postcondiciones</w:t>
+        <w:t xml:space="preserve">Diagrama de Secuencia</w:t>
+      </w:r>
+    </w:p>
+    <w:p>
+      <w:pPr>
+        <w:pStyle w:val="CaptionedFigure"/>
+      </w:pPr>
+      <w:r>
+        <w:drawing>
+          <wp:inline>
+            <wp:extent cx="5334000" cy="1916545"/>
+            <wp:effectExtent b="0" l="0" r="0" t="0"/>
+            <wp:docPr descr="Diagrama" title="" id="19" name="Picture"/>
+            <a:graphic>
+              <a:graphicData uri="http://schemas.openxmlformats.org/drawingml/2006/picture">
+                <pic:pic>
+                  <pic:nvPicPr>
+                    <pic:cNvPr descr="C:/Users/alejo/Downloads/segundoProyecto/scripts/.mermaid_cache/6a57911e5bb2ca7ab65fb2ca70c829f076747d1823143935fd8e3cbcb45d199d.png" id="20" name="Picture"/>
+                    <pic:cNvPicPr>
+                      <a:picLocks noChangeArrowheads="1" noChangeAspect="1"/>
+                    </pic:cNvPicPr>
+                  </pic:nvPicPr>
+                  <pic:blipFill>
+                    <a:blip r:embed="rId18"/>
+                    <a:stretch>
+                      <a:fillRect/>
+                    </a:stretch>
+                  </pic:blipFill>
+                  <pic:spPr bwMode="auto">
+                    <a:xfrm>
+                      <a:off x="0" y="0"/>
+                      <a:ext cx="5334000" cy="1916545"/>
+                    </a:xfrm>
+                    <a:prstGeom prst="rect">
+                      <a:avLst/>
+                    </a:prstGeom>
+                    <a:noFill/>
+                    <a:ln w="9525">
+                      <a:noFill/>
+                      <a:headEnd/>
+                      <a:tailEnd/>
+                    </a:ln>
+                  </pic:spPr>
+                </pic:pic>
+              </a:graphicData>
+            </a:graphic>
+          </wp:inline>
+        </w:drawing>
+      </w:r>
+    </w:p>
+    <w:p>
+      <w:pPr>
+        <w:pStyle w:val="ImageCaption"/>
+      </w:pPr>
+      <w:r>
+        <w:t xml:space="preserve">Diagrama</w:t>
+      </w:r>
+    </w:p>
+    <w:p>
+      <w:r>
+        <w:pict>
+          <v:rect style="width:0;height:1.5pt" o:hralign="center" o:hrstd="t" o:hr="t"/>
+        </w:pict>
+      </w:r>
+    </w:p>
+    <w:bookmarkEnd w:id="21"/>
+    <w:bookmarkEnd w:id="22"/>
+    <w:bookmarkStart w:id="29" w:name="X8cd109544113d8e464ca874f54c948334558d41"/>
+    <w:p>
+      <w:pPr>
+        <w:pStyle w:val="Heading2"/>
+      </w:pPr>
+      <w:r>
+        <w:t xml:space="preserve">Caso de Uso 3: Reapertura Quirúrgica de Materia por Directivo</w:t>
+      </w:r>
+    </w:p>
+    <w:bookmarkStart w:id="23" w:name="actores-2"/>
+    <w:p>
+      <w:pPr>
+        <w:pStyle w:val="Heading3"/>
+      </w:pPr>
+      <w:r>
+        <w:t xml:space="preserve">Actores</w:t>
       </w:r>
     </w:p>
     <w:p>
@@ -587,7 +362,21 @@
         </w:numPr>
       </w:pPr>
       <w:r>
-        <w:t xml:space="preserve">El periodo académico queda bloqueado de forma inmutable frente a cambios futuros.</w:t>
+        <w:rPr>
+          <w:b/>
+          <w:bCs/>
+        </w:rPr>
+        <w:t xml:space="preserve">Directivo Escolar</w:t>
+      </w:r>
+    </w:p>
+    <w:bookmarkEnd w:id="23"/>
+    <w:bookmarkStart w:id="24" w:name="precondiciones-2"/>
+    <w:p>
+      <w:pPr>
+        <w:pStyle w:val="Heading3"/>
+      </w:pPr>
+      <w:r>
+        <w:t xml:space="preserve">Precondiciones</w:t>
       </w:r>
     </w:p>
     <w:p>
@@ -595,16 +384,241 @@
         <w:pStyle w:val="Compact"/>
         <w:numPr>
           <w:ilvl w:val="0"/>
-          <w:numId w:val="1005"/>
+          <w:numId w:val="1006"/>
         </w:numPr>
       </w:pPr>
       <w:r>
-        <w:t xml:space="preserve">Los boletines PDF quedan disponibles para descarga oficial por parte de la comunidad educativa.</w:t>
-      </w:r>
-    </w:p>
-    <w:bookmarkEnd w:id="16"/>
-    <w:bookmarkEnd w:id="17"/>
-    <w:bookmarkEnd w:id="18"/>
+        <w:t xml:space="preserve">La materia se encuentra en estado</w:t>
+      </w:r>
+      <w:r>
+        <w:t xml:space="preserve"> </w:t>
+      </w:r>
+      <w:r>
+        <w:rPr>
+          <w:rStyle w:val="VerbatimChar"/>
+        </w:rPr>
+        <w:t xml:space="preserve">CERRADO</w:t>
+      </w:r>
+      <w:r>
+        <w:t xml:space="preserve"> </w:t>
+      </w:r>
+      <w:r>
+        <w:t xml:space="preserve">y un docente requiere corregir una nota de forma justificada.</w:t>
+      </w:r>
+    </w:p>
+    <w:bookmarkEnd w:id="24"/>
+    <w:bookmarkStart w:id="28" w:name="diagrama-de-secuencia-2"/>
+    <w:p>
+      <w:pPr>
+        <w:pStyle w:val="Heading3"/>
+      </w:pPr>
+      <w:r>
+        <w:t xml:space="preserve">Diagrama de Secuencia</w:t>
+      </w:r>
+    </w:p>
+    <w:p>
+      <w:pPr>
+        <w:pStyle w:val="CaptionedFigure"/>
+      </w:pPr>
+      <w:r>
+        <w:drawing>
+          <wp:inline>
+            <wp:extent cx="5334000" cy="1092573"/>
+            <wp:effectExtent b="0" l="0" r="0" t="0"/>
+            <wp:docPr descr="Diagrama" title="" id="26" name="Picture"/>
+            <a:graphic>
+              <a:graphicData uri="http://schemas.openxmlformats.org/drawingml/2006/picture">
+                <pic:pic>
+                  <pic:nvPicPr>
+                    <pic:cNvPr descr="C:/Users/alejo/Downloads/segundoProyecto/scripts/.mermaid_cache/52a9b38fe7b6ba30da32013d4a065ba573e744b6893141eb206c9e9f9988288c.png" id="27" name="Picture"/>
+                    <pic:cNvPicPr>
+                      <a:picLocks noChangeArrowheads="1" noChangeAspect="1"/>
+                    </pic:cNvPicPr>
+                  </pic:nvPicPr>
+                  <pic:blipFill>
+                    <a:blip r:embed="rId25"/>
+                    <a:stretch>
+                      <a:fillRect/>
+                    </a:stretch>
+                  </pic:blipFill>
+                  <pic:spPr bwMode="auto">
+                    <a:xfrm>
+                      <a:off x="0" y="0"/>
+                      <a:ext cx="5334000" cy="1092573"/>
+                    </a:xfrm>
+                    <a:prstGeom prst="rect">
+                      <a:avLst/>
+                    </a:prstGeom>
+                    <a:noFill/>
+                    <a:ln w="9525">
+                      <a:noFill/>
+                      <a:headEnd/>
+                      <a:tailEnd/>
+                    </a:ln>
+                  </pic:spPr>
+                </pic:pic>
+              </a:graphicData>
+            </a:graphic>
+          </wp:inline>
+        </w:drawing>
+      </w:r>
+    </w:p>
+    <w:p>
+      <w:pPr>
+        <w:pStyle w:val="ImageCaption"/>
+      </w:pPr>
+      <w:r>
+        <w:t xml:space="preserve">Diagrama</w:t>
+      </w:r>
+    </w:p>
+    <w:p>
+      <w:r>
+        <w:pict>
+          <v:rect style="width:0;height:1.5pt" o:hralign="center" o:hrstd="t" o:hr="t"/>
+        </w:pict>
+      </w:r>
+    </w:p>
+    <w:bookmarkEnd w:id="28"/>
+    <w:bookmarkEnd w:id="29"/>
+    <w:bookmarkStart w:id="36" w:name="X0d78681b9228cd8b7c4e8f7f123046c228fb3bd"/>
+    <w:p>
+      <w:pPr>
+        <w:pStyle w:val="Heading2"/>
+      </w:pPr>
+      <w:r>
+        <w:t xml:space="preserve">Caso de Uso 4: Generación de Boletín Estudiantil con Cálculo de Puesto y Firmas</w:t>
+      </w:r>
+    </w:p>
+    <w:bookmarkStart w:id="30" w:name="actores-3"/>
+    <w:p>
+      <w:pPr>
+        <w:pStyle w:val="Heading3"/>
+      </w:pPr>
+      <w:r>
+        <w:t xml:space="preserve">Actores</w:t>
+      </w:r>
+    </w:p>
+    <w:p>
+      <w:pPr>
+        <w:pStyle w:val="Compact"/>
+        <w:numPr>
+          <w:ilvl w:val="0"/>
+          <w:numId w:val="1007"/>
+        </w:numPr>
+      </w:pPr>
+      <w:r>
+        <w:rPr>
+          <w:b/>
+          <w:bCs/>
+        </w:rPr>
+        <w:t xml:space="preserve">Directivo, Estudiante o Acudiente</w:t>
+      </w:r>
+    </w:p>
+    <w:bookmarkEnd w:id="30"/>
+    <w:bookmarkStart w:id="31" w:name="precondiciones-3"/>
+    <w:p>
+      <w:pPr>
+        <w:pStyle w:val="Heading3"/>
+      </w:pPr>
+      <w:r>
+        <w:t xml:space="preserve">Precondiciones</w:t>
+      </w:r>
+    </w:p>
+    <w:p>
+      <w:pPr>
+        <w:pStyle w:val="Compact"/>
+        <w:numPr>
+          <w:ilvl w:val="0"/>
+          <w:numId w:val="1008"/>
+        </w:numPr>
+      </w:pPr>
+      <w:r>
+        <w:t xml:space="preserve">El periodo académico se encuentra en estado</w:t>
+      </w:r>
+      <w:r>
+        <w:t xml:space="preserve"> </w:t>
+      </w:r>
+      <w:r>
+        <w:rPr>
+          <w:rStyle w:val="VerbatimChar"/>
+        </w:rPr>
+        <w:t xml:space="preserve">CERRADO</w:t>
+      </w:r>
+      <w:r>
+        <w:t xml:space="preserve"> </w:t>
+      </w:r>
+      <w:r>
+        <w:t xml:space="preserve">institucionalmente.</w:t>
+      </w:r>
+    </w:p>
+    <w:bookmarkEnd w:id="31"/>
+    <w:bookmarkStart w:id="35" w:name="diagrama-de-secuencia-3"/>
+    <w:p>
+      <w:pPr>
+        <w:pStyle w:val="Heading3"/>
+      </w:pPr>
+      <w:r>
+        <w:t xml:space="preserve">Diagrama de Secuencia</w:t>
+      </w:r>
+    </w:p>
+    <w:p>
+      <w:pPr>
+        <w:pStyle w:val="CaptionedFigure"/>
+      </w:pPr>
+      <w:r>
+        <w:drawing>
+          <wp:inline>
+            <wp:extent cx="5334000" cy="1708897"/>
+            <wp:effectExtent b="0" l="0" r="0" t="0"/>
+            <wp:docPr descr="Diagrama" title="" id="33" name="Picture"/>
+            <a:graphic>
+              <a:graphicData uri="http://schemas.openxmlformats.org/drawingml/2006/picture">
+                <pic:pic>
+                  <pic:nvPicPr>
+                    <pic:cNvPr descr="C:/Users/alejo/Downloads/segundoProyecto/scripts/.mermaid_cache/3eed6e81089a9c60c313add542c57aa87d70045c91b4f16fc24cdf4bf0384b09.png" id="34" name="Picture"/>
+                    <pic:cNvPicPr>
+                      <a:picLocks noChangeArrowheads="1" noChangeAspect="1"/>
+                    </pic:cNvPicPr>
+                  </pic:nvPicPr>
+                  <pic:blipFill>
+                    <a:blip r:embed="rId32"/>
+                    <a:stretch>
+                      <a:fillRect/>
+                    </a:stretch>
+                  </pic:blipFill>
+                  <pic:spPr bwMode="auto">
+                    <a:xfrm>
+                      <a:off x="0" y="0"/>
+                      <a:ext cx="5334000" cy="1708897"/>
+                    </a:xfrm>
+                    <a:prstGeom prst="rect">
+                      <a:avLst/>
+                    </a:prstGeom>
+                    <a:noFill/>
+                    <a:ln w="9525">
+                      <a:noFill/>
+                      <a:headEnd/>
+                      <a:tailEnd/>
+                    </a:ln>
+                  </pic:spPr>
+                </pic:pic>
+              </a:graphicData>
+            </a:graphic>
+          </wp:inline>
+        </w:drawing>
+      </w:r>
+    </w:p>
+    <w:p>
+      <w:pPr>
+        <w:pStyle w:val="ImageCaption"/>
+      </w:pPr>
+      <w:r>
+        <w:t xml:space="preserve">Diagrama</w:t>
+      </w:r>
+    </w:p>
+    <w:bookmarkEnd w:id="35"/>
+    <w:bookmarkEnd w:id="36"/>
+    <w:bookmarkEnd w:id="37"/>
     <w:sectPr>
       <w:footnotePr>
         <w:numRestart w:val="eachSect"/>
@@ -818,91 +832,6 @@
       </w:rPr>
     </w:lvl>
   </w:abstractNum>
-  <w:abstractNum w:abstractNumId="99411">
-    <w:nsid w:val="00A99411"/>
-    <w:multiLevelType w:val="multilevel"/>
-    <w:lvl w:ilvl="0">
-      <w:start w:val="1"/>
-      <w:numFmt w:val="decimal"/>
-      <w:lvlText w:val="%1."/>
-      <w:lvlJc w:val="left"/>
-      <w:pPr>
-        <w:ind w:left="720" w:hanging="360"/>
-      </w:pPr>
-    </w:lvl>
-    <w:lvl w:ilvl="1">
-      <w:start w:val="1"/>
-      <w:numFmt w:val="decimal"/>
-      <w:lvlText w:val="%2."/>
-      <w:lvlJc w:val="left"/>
-      <w:pPr>
-        <w:ind w:left="1440" w:hanging="360"/>
-      </w:pPr>
-    </w:lvl>
-    <w:lvl w:ilvl="2">
-      <w:start w:val="1"/>
-      <w:numFmt w:val="decimal"/>
-      <w:lvlText w:val="%3."/>
-      <w:lvlJc w:val="left"/>
-      <w:pPr>
-        <w:ind w:left="2160" w:hanging="360"/>
-      </w:pPr>
-    </w:lvl>
-    <w:lvl w:ilvl="3">
-      <w:start w:val="1"/>
-      <w:numFmt w:val="decimal"/>
-      <w:lvlText w:val="%4."/>
-      <w:lvlJc w:val="left"/>
-      <w:pPr>
-        <w:ind w:left="2880" w:hanging="360"/>
-      </w:pPr>
-    </w:lvl>
-    <w:lvl w:ilvl="4">
-      <w:start w:val="1"/>
-      <w:numFmt w:val="decimal"/>
-      <w:lvlText w:val="%5."/>
-      <w:lvlJc w:val="left"/>
-      <w:pPr>
-        <w:ind w:left="3600" w:hanging="360"/>
-      </w:pPr>
-    </w:lvl>
-    <w:lvl w:ilvl="5">
-      <w:start w:val="1"/>
-      <w:numFmt w:val="decimal"/>
-      <w:lvlText w:val="%6."/>
-      <w:lvlJc w:val="left"/>
-      <w:pPr>
-        <w:ind w:left="4320" w:hanging="360"/>
-      </w:pPr>
-    </w:lvl>
-    <w:lvl w:ilvl="6">
-      <w:start w:val="1"/>
-      <w:numFmt w:val="decimal"/>
-      <w:lvlText w:val="%7."/>
-      <w:lvlJc w:val="left"/>
-      <w:pPr>
-        <w:ind w:left="5040" w:hanging="360"/>
-      </w:pPr>
-    </w:lvl>
-    <w:lvl w:ilvl="7">
-      <w:start w:val="1"/>
-      <w:numFmt w:val="decimal"/>
-      <w:lvlText w:val="%8."/>
-      <w:lvlJc w:val="left"/>
-      <w:pPr>
-        <w:ind w:left="5760" w:hanging="360"/>
-      </w:pPr>
-    </w:lvl>
-    <w:lvl w:ilvl="8">
-      <w:start w:val="1"/>
-      <w:numFmt w:val="decimal"/>
-      <w:lvlText w:val="%9."/>
-      <w:lvlJc w:val="left"/>
-      <w:pPr>
-        <w:ind w:left="6480" w:hanging="360"/>
-      </w:pPr>
-    </w:lvl>
-  </w:abstractNum>
   <w:num w:numId="1000">
     <w:abstractNumId w:val="990"/>
   </w:num>
@@ -913,39 +842,21 @@
     <w:abstractNumId w:val="991"/>
   </w:num>
   <w:num w:numId="1003">
-    <w:abstractNumId w:val="99411"/>
-    <w:lvlOverride w:ilvl="0">
-      <w:startOverride w:val="1"/>
-    </w:lvlOverride>
-    <w:lvlOverride w:ilvl="1">
-      <w:startOverride w:val="1"/>
-    </w:lvlOverride>
-    <w:lvlOverride w:ilvl="2">
-      <w:startOverride w:val="1"/>
-    </w:lvlOverride>
-    <w:lvlOverride w:ilvl="3">
-      <w:startOverride w:val="1"/>
-    </w:lvlOverride>
-    <w:lvlOverride w:ilvl="4">
-      <w:startOverride w:val="1"/>
-    </w:lvlOverride>
-    <w:lvlOverride w:ilvl="5">
-      <w:startOverride w:val="1"/>
-    </w:lvlOverride>
-    <w:lvlOverride w:ilvl="6">
-      <w:startOverride w:val="1"/>
-    </w:lvlOverride>
-    <w:lvlOverride w:ilvl="7">
-      <w:startOverride w:val="1"/>
-    </w:lvlOverride>
-    <w:lvlOverride w:ilvl="8">
-      <w:startOverride w:val="1"/>
-    </w:lvlOverride>
+    <w:abstractNumId w:val="991"/>
   </w:num>
   <w:num w:numId="1004">
     <w:abstractNumId w:val="991"/>
   </w:num>
   <w:num w:numId="1005">
+    <w:abstractNumId w:val="991"/>
+  </w:num>
+  <w:num w:numId="1006">
+    <w:abstractNumId w:val="991"/>
+  </w:num>
+  <w:num w:numId="1007">
+    <w:abstractNumId w:val="991"/>
+  </w:num>
+  <w:num w:numId="1008">
     <w:abstractNumId w:val="991"/>
   </w:num>
 </w:numbering>
